--- a/physics_course/word/lesson15.docx
+++ b/physics_course/word/lesson15.docx
@@ -21,43 +21,39 @@
         <w:rPr>
           <w:sz w:val="24"/>
         </w:rPr>
-        <w:t>ข้อ p2_l15_001: แรงลอเรนตซ์คือแรงที่เกิดจากอะไร</w:t>
+        <w:t>1. แรงลอเรนตซ์คือแรงที่เกิดจากอะไร</w:t>
       </w:r>
     </w:p>
     <w:p>
       <w:pPr>
-        <w:pStyle w:val="ListBullet"/>
         <w:ind w:left="720"/>
       </w:pPr>
       <w:r>
-        <w:t xml:space="preserve">    ก</w:t>
+        <w:t xml:space="preserve">    1. ก</w:t>
       </w:r>
     </w:p>
     <w:p>
       <w:pPr>
-        <w:pStyle w:val="ListBullet"/>
         <w:ind w:left="720"/>
       </w:pPr>
       <w:r>
-        <w:t xml:space="preserve">    ข</w:t>
+        <w:t xml:space="preserve">    2. ข</w:t>
       </w:r>
     </w:p>
     <w:p>
       <w:pPr>
-        <w:pStyle w:val="ListBullet"/>
         <w:ind w:left="720"/>
       </w:pPr>
       <w:r>
-        <w:t xml:space="preserve">    ค</w:t>
+        <w:t xml:space="preserve">    3. ค</w:t>
       </w:r>
     </w:p>
     <w:p>
       <w:pPr>
-        <w:pStyle w:val="ListBullet"/>
         <w:ind w:left="720"/>
       </w:pPr>
       <w:r>
-        <w:t xml:space="preserve">    ง</w:t>
+        <w:t xml:space="preserve">    4. ง</w:t>
       </w:r>
     </w:p>
     <w:p/>
@@ -66,43 +62,39 @@
         <w:rPr>
           <w:sz w:val="24"/>
         </w:rPr>
-        <w:t>ข้อ p2_l15_002: สูตรแรงลอเรนตซ์คือข้อใด</w:t>
+        <w:t>2. สูตรแรงลอเรนตซ์คือข้อใด</w:t>
       </w:r>
     </w:p>
     <w:p>
       <w:pPr>
-        <w:pStyle w:val="ListBullet"/>
         <w:ind w:left="720"/>
       </w:pPr>
       <w:r>
-        <w:t xml:space="preserve">    ก</w:t>
+        <w:t xml:space="preserve">    1. ก</w:t>
       </w:r>
     </w:p>
     <w:p>
       <w:pPr>
-        <w:pStyle w:val="ListBullet"/>
         <w:ind w:left="720"/>
       </w:pPr>
       <w:r>
-        <w:t xml:space="preserve">    ข</w:t>
+        <w:t xml:space="preserve">    2. ข</w:t>
       </w:r>
     </w:p>
     <w:p>
       <w:pPr>
-        <w:pStyle w:val="ListBullet"/>
         <w:ind w:left="720"/>
       </w:pPr>
       <w:r>
-        <w:t xml:space="preserve">    ค</w:t>
+        <w:t xml:space="preserve">    3. ค</w:t>
       </w:r>
     </w:p>
     <w:p>
       <w:pPr>
-        <w:pStyle w:val="ListBullet"/>
         <w:ind w:left="720"/>
       </w:pPr>
       <w:r>
-        <w:t xml:space="preserve">    ง</w:t>
+        <w:t xml:space="preserve">    4. ง</w:t>
       </w:r>
     </w:p>
     <w:p/>
@@ -111,7 +103,89 @@
         <w:rPr>
           <w:sz w:val="24"/>
         </w:rPr>
-        <w:t>ข้อ p2_l15_003: ทิศทางของแรงลอเรนตซ์หาได้โดยใช้กฎใด</w:t>
+        <w:t>3. ทิศทางของแรงลอเรนตซ์หาได้โดยใช้กฎใด</w:t>
+      </w:r>
+    </w:p>
+    <w:p>
+      <w:pPr>
+        <w:ind w:left="720"/>
+      </w:pPr>
+      <w:r>
+        <w:t xml:space="preserve">    1. ก</w:t>
+      </w:r>
+    </w:p>
+    <w:p>
+      <w:pPr>
+        <w:ind w:left="720"/>
+      </w:pPr>
+      <w:r>
+        <w:t xml:space="preserve">    2. ข</w:t>
+      </w:r>
+    </w:p>
+    <w:p>
+      <w:pPr>
+        <w:ind w:left="720"/>
+      </w:pPr>
+      <w:r>
+        <w:t xml:space="preserve">    3. ค</w:t>
+      </w:r>
+    </w:p>
+    <w:p>
+      <w:pPr>
+        <w:ind w:left="720"/>
+      </w:pPr>
+      <w:r>
+        <w:t xml:space="preserve">    4. ง</w:t>
+      </w:r>
+    </w:p>
+    <w:p/>
+    <w:p>
+      <w:r>
+        <w:rPr>
+          <w:sz w:val="24"/>
+        </w:rPr>
+        <w:t>4. เมื่อประจุบวกเคลื่อนที่เข้าสู่สนามแม่เหล็กในทิศตั้งฉากกับสนาม แรงลอเรนตซ์จะมีทิศทางอย่างไร</w:t>
+      </w:r>
+    </w:p>
+    <w:p>
+      <w:pPr>
+        <w:ind w:left="720"/>
+      </w:pPr>
+      <w:r>
+        <w:t xml:space="preserve">    1. ก</w:t>
+      </w:r>
+    </w:p>
+    <w:p>
+      <w:pPr>
+        <w:ind w:left="720"/>
+      </w:pPr>
+      <w:r>
+        <w:t xml:space="preserve">    2. ข</w:t>
+      </w:r>
+    </w:p>
+    <w:p>
+      <w:pPr>
+        <w:ind w:left="720"/>
+      </w:pPr>
+      <w:r>
+        <w:t xml:space="preserve">    3. ค</w:t>
+      </w:r>
+    </w:p>
+    <w:p>
+      <w:pPr>
+        <w:ind w:left="720"/>
+      </w:pPr>
+      <w:r>
+        <w:t xml:space="preserve">    4. ง</w:t>
+      </w:r>
+    </w:p>
+    <w:p/>
+    <w:p>
+      <w:r>
+        <w:rPr>
+          <w:sz w:val="24"/>
+        </w:rPr>
+        <w:t>5. ประจุลบที่เคลื่อนที่ในสนามแม่เหล็กจะได้รับแรงลอเรนตซ์ในทิศตรงข้ามกับประจุบวกหรือไม่</w:t>
       </w:r>
     </w:p>
     <w:p>
@@ -127,7 +201,7 @@
               <a:graphicData uri="http://schemas.openxmlformats.org/drawingml/2006/picture">
                 <pic:pic>
                   <pic:nvPicPr>
-                    <pic:cNvPr id="0" name="physics_img_q2_l15_003.png"/>
+                    <pic:cNvPr id="0" name="physics_img_5.png"/>
                     <pic:cNvPicPr/>
                   </pic:nvPicPr>
                   <pic:blipFill>
@@ -153,38 +227,34 @@
     <w:p/>
     <w:p>
       <w:pPr>
-        <w:pStyle w:val="ListBullet"/>
         <w:ind w:left="720"/>
       </w:pPr>
       <w:r>
-        <w:t xml:space="preserve">    ก</w:t>
+        <w:t xml:space="preserve">    1. ก</w:t>
       </w:r>
     </w:p>
     <w:p>
       <w:pPr>
-        <w:pStyle w:val="ListBullet"/>
         <w:ind w:left="720"/>
       </w:pPr>
       <w:r>
-        <w:t xml:space="preserve">    ข</w:t>
+        <w:t xml:space="preserve">    2. ข</w:t>
       </w:r>
     </w:p>
     <w:p>
       <w:pPr>
-        <w:pStyle w:val="ListBullet"/>
         <w:ind w:left="720"/>
       </w:pPr>
       <w:r>
-        <w:t xml:space="preserve">    ค</w:t>
+        <w:t xml:space="preserve">    3. ค</w:t>
       </w:r>
     </w:p>
     <w:p>
       <w:pPr>
-        <w:pStyle w:val="ListBullet"/>
         <w:ind w:left="720"/>
       </w:pPr>
       <w:r>
-        <w:t xml:space="preserve">    ง</w:t>
+        <w:t xml:space="preserve">    4. ง</w:t>
       </w:r>
     </w:p>
     <w:p/>
@@ -193,142 +263,7 @@
         <w:rPr>
           <w:sz w:val="24"/>
         </w:rPr>
-        <w:t>ข้อ p2_l15_004: เมื่อประจุบวกเคลื่อนที่เข้าสู่สนามแม่เหล็กในทิศตั้งฉากกับสนาม แรงลอเรนตซ์จะมีทิศทางอย่างไร</w:t>
-      </w:r>
-    </w:p>
-    <w:p>
-      <w:pPr>
-        <w:pStyle w:val="ListBullet"/>
-        <w:ind w:left="720"/>
-      </w:pPr>
-      <w:r>
-        <w:t xml:space="preserve">    ก</w:t>
-      </w:r>
-    </w:p>
-    <w:p>
-      <w:pPr>
-        <w:pStyle w:val="ListBullet"/>
-        <w:ind w:left="720"/>
-      </w:pPr>
-      <w:r>
-        <w:t xml:space="preserve">    ข</w:t>
-      </w:r>
-    </w:p>
-    <w:p>
-      <w:pPr>
-        <w:pStyle w:val="ListBullet"/>
-        <w:ind w:left="720"/>
-      </w:pPr>
-      <w:r>
-        <w:t xml:space="preserve">    ค</w:t>
-      </w:r>
-    </w:p>
-    <w:p>
-      <w:pPr>
-        <w:pStyle w:val="ListBullet"/>
-        <w:ind w:left="720"/>
-      </w:pPr>
-      <w:r>
-        <w:t xml:space="preserve">    ง</w:t>
-      </w:r>
-    </w:p>
-    <w:p/>
-    <w:p>
-      <w:r>
-        <w:rPr>
-          <w:sz w:val="24"/>
-        </w:rPr>
-        <w:t>ข้อ p2_l15_005: ประจุลบที่เคลื่อนที่ในสนามแม่เหล็กจะได้รับแรงลอเรนตซ์ในทิศตรงข้ามกับประจุบวกหรือไม่</w:t>
-      </w:r>
-    </w:p>
-    <w:p>
-      <w:pPr>
-        <w:pStyle w:val="ListBullet"/>
-        <w:ind w:left="720"/>
-      </w:pPr>
-      <w:r>
-        <w:t xml:space="preserve">    ก</w:t>
-      </w:r>
-    </w:p>
-    <w:p>
-      <w:pPr>
-        <w:pStyle w:val="ListBullet"/>
-        <w:ind w:left="720"/>
-      </w:pPr>
-      <w:r>
-        <w:t xml:space="preserve">    ข</w:t>
-      </w:r>
-    </w:p>
-    <w:p>
-      <w:pPr>
-        <w:pStyle w:val="ListBullet"/>
-        <w:ind w:left="720"/>
-      </w:pPr>
-      <w:r>
-        <w:t xml:space="preserve">    ค</w:t>
-      </w:r>
-    </w:p>
-    <w:p>
-      <w:pPr>
-        <w:pStyle w:val="ListBullet"/>
-        <w:ind w:left="720"/>
-      </w:pPr>
-      <w:r>
-        <w:t xml:space="preserve">    ง</w:t>
-      </w:r>
-    </w:p>
-    <w:p/>
-    <w:p>
-      <w:r>
-        <w:rPr>
-          <w:sz w:val="24"/>
-        </w:rPr>
-        <w:t>ข้อ p2_l15_006: เมื่อประจุเคลื่อนที่เข้าสู่สนามแม่เหล็กในทิศขนานกับสนาม ประจุจะเคลื่อนที่อย่างไร</w:t>
-      </w:r>
-    </w:p>
-    <w:p>
-      <w:pPr>
-        <w:pStyle w:val="ListBullet"/>
-        <w:ind w:left="720"/>
-      </w:pPr>
-      <w:r>
-        <w:t xml:space="preserve">    ก</w:t>
-      </w:r>
-    </w:p>
-    <w:p>
-      <w:pPr>
-        <w:pStyle w:val="ListBullet"/>
-        <w:ind w:left="720"/>
-      </w:pPr>
-      <w:r>
-        <w:t xml:space="preserve">    ข</w:t>
-      </w:r>
-    </w:p>
-    <w:p>
-      <w:pPr>
-        <w:pStyle w:val="ListBullet"/>
-        <w:ind w:left="720"/>
-      </w:pPr>
-      <w:r>
-        <w:t xml:space="preserve">    ค</w:t>
-      </w:r>
-    </w:p>
-    <w:p>
-      <w:pPr>
-        <w:pStyle w:val="ListBullet"/>
-        <w:ind w:left="720"/>
-      </w:pPr>
-      <w:r>
-        <w:t xml:space="preserve">    ง</w:t>
-      </w:r>
-    </w:p>
-    <w:p/>
-    <w:p>
-      <w:r>
-        <w:rPr>
-          <w:sz w:val="24"/>
-        </w:rPr>
-        <w:t>ข้อ p2_l15_007: เมื่อประจุเคลื่อนที่ตั้งฉากกับสนามแม่เหล็ก ประจุจะเคลื่อนที่เป็นรูปร่างใด</w:t>
+        <w:t>6. เมื่อประจุเคลื่อนที่เข้าสู่สนามแม่เหล็กในทิศขนานกับสนาม ประจุจะเคลื่อนที่อย่างไร</w:t>
       </w:r>
     </w:p>
     <w:p>
@@ -344,7 +279,7 @@
               <a:graphicData uri="http://schemas.openxmlformats.org/drawingml/2006/picture">
                 <pic:pic>
                   <pic:nvPicPr>
-                    <pic:cNvPr id="0" name="physics_img_q2_l15_007.png"/>
+                    <pic:cNvPr id="0" name="physics_img_6.png"/>
                     <pic:cNvPicPr/>
                   </pic:nvPicPr>
                   <pic:blipFill>
@@ -370,38 +305,34 @@
     <w:p/>
     <w:p>
       <w:pPr>
-        <w:pStyle w:val="ListBullet"/>
         <w:ind w:left="720"/>
       </w:pPr>
       <w:r>
-        <w:t xml:space="preserve">    ก</w:t>
+        <w:t xml:space="preserve">    1. ก</w:t>
       </w:r>
     </w:p>
     <w:p>
       <w:pPr>
-        <w:pStyle w:val="ListBullet"/>
         <w:ind w:left="720"/>
       </w:pPr>
       <w:r>
-        <w:t xml:space="preserve">    ข</w:t>
+        <w:t xml:space="preserve">    2. ข</w:t>
       </w:r>
     </w:p>
     <w:p>
       <w:pPr>
-        <w:pStyle w:val="ListBullet"/>
         <w:ind w:left="720"/>
       </w:pPr>
       <w:r>
-        <w:t xml:space="preserve">    ค</w:t>
+        <w:t xml:space="preserve">    3. ค</w:t>
       </w:r>
     </w:p>
     <w:p>
       <w:pPr>
-        <w:pStyle w:val="ListBullet"/>
         <w:ind w:left="720"/>
       </w:pPr>
       <w:r>
-        <w:t xml:space="preserve">    ง</w:t>
+        <w:t xml:space="preserve">    4. ง</w:t>
       </w:r>
     </w:p>
     <w:p/>
@@ -410,43 +341,39 @@
         <w:rPr>
           <w:sz w:val="24"/>
         </w:rPr>
-        <w:t>ข้อ p2_l15_008: รัศมีของวงโคจรการเคลื่อนที่เป็นวงกลมของประจุในสนามแม่เหล็ก ขึ้นอยู่กับปริมาณใด</w:t>
+        <w:t>7. เมื่อประจุเคลื่อนที่ตั้งฉากกับสนามแม่เหล็ก ประจุจะเคลื่อนที่เป็นรูปร่างใด</w:t>
       </w:r>
     </w:p>
     <w:p>
       <w:pPr>
-        <w:pStyle w:val="ListBullet"/>
         <w:ind w:left="720"/>
       </w:pPr>
       <w:r>
-        <w:t xml:space="preserve">    ก</w:t>
+        <w:t xml:space="preserve">    1. ก</w:t>
       </w:r>
     </w:p>
     <w:p>
       <w:pPr>
-        <w:pStyle w:val="ListBullet"/>
         <w:ind w:left="720"/>
       </w:pPr>
       <w:r>
-        <w:t xml:space="preserve">    ข</w:t>
+        <w:t xml:space="preserve">    2. ข</w:t>
       </w:r>
     </w:p>
     <w:p>
       <w:pPr>
-        <w:pStyle w:val="ListBullet"/>
         <w:ind w:left="720"/>
       </w:pPr>
       <w:r>
-        <w:t xml:space="preserve">    ค</w:t>
+        <w:t xml:space="preserve">    3. ค</w:t>
       </w:r>
     </w:p>
     <w:p>
       <w:pPr>
-        <w:pStyle w:val="ListBullet"/>
         <w:ind w:left="720"/>
       </w:pPr>
       <w:r>
-        <w:t xml:space="preserve">    ง</w:t>
+        <w:t xml:space="preserve">    4. ง</w:t>
       </w:r>
     </w:p>
     <w:p/>
@@ -455,7 +382,212 @@
         <w:rPr>
           <w:sz w:val="24"/>
         </w:rPr>
-        <w:t>ข้อ p2_l15_009: อิเล็กตรอนมีประจุ 1.6 × 10⁻¹⁹ C เคลื่อนที่ด้วยความเร็ว 10⁶ m/s ตั้งฉากกับสนามแม่เหล็ก 0.1 T แรงลอเรนตซ์ที่กระทำต่ออิเล็กตรอนมีค่าเท่าใด</w:t>
+        <w:t>8. รัศมีของวงโคจรการเคลื่อนที่เป็นวงกลมของประจุในสนามแม่เหล็ก ขึ้นอยู่กับปริมาณใด</w:t>
+      </w:r>
+    </w:p>
+    <w:p>
+      <w:pPr>
+        <w:ind w:left="720"/>
+      </w:pPr>
+      <w:r>
+        <w:t xml:space="preserve">    1. ก</w:t>
+      </w:r>
+    </w:p>
+    <w:p>
+      <w:pPr>
+        <w:ind w:left="720"/>
+      </w:pPr>
+      <w:r>
+        <w:t xml:space="preserve">    2. ข</w:t>
+      </w:r>
+    </w:p>
+    <w:p>
+      <w:pPr>
+        <w:ind w:left="720"/>
+      </w:pPr>
+      <w:r>
+        <w:t xml:space="preserve">    3. ค</w:t>
+      </w:r>
+    </w:p>
+    <w:p>
+      <w:pPr>
+        <w:ind w:left="720"/>
+      </w:pPr>
+      <w:r>
+        <w:t xml:space="preserve">    4. ง</w:t>
+      </w:r>
+    </w:p>
+    <w:p/>
+    <w:p>
+      <w:r>
+        <w:rPr>
+          <w:sz w:val="24"/>
+        </w:rPr>
+        <w:t>9. อิเล็กตรอนมีประจุ 1.6 × 10⁻¹⁹ C เคลื่อนที่ด้วยความเร็ว 10⁶ m/s ตั้งฉากกับสนามแม่เหล็ก 0.1 T แรงลอเรนตซ์ที่กระทำต่ออิเล็กตรอนมีค่าเท่าใด</w:t>
+      </w:r>
+    </w:p>
+    <w:p>
+      <w:pPr>
+        <w:ind w:left="720"/>
+      </w:pPr>
+      <w:r>
+        <w:t xml:space="preserve">    1. ก</w:t>
+      </w:r>
+    </w:p>
+    <w:p>
+      <w:pPr>
+        <w:ind w:left="720"/>
+      </w:pPr>
+      <w:r>
+        <w:t xml:space="preserve">    2. ข</w:t>
+      </w:r>
+    </w:p>
+    <w:p>
+      <w:pPr>
+        <w:ind w:left="720"/>
+      </w:pPr>
+      <w:r>
+        <w:t xml:space="preserve">    3. ค</w:t>
+      </w:r>
+    </w:p>
+    <w:p>
+      <w:pPr>
+        <w:ind w:left="720"/>
+      </w:pPr>
+      <w:r>
+        <w:t xml:space="preserve">    4. ง</w:t>
+      </w:r>
+    </w:p>
+    <w:p/>
+    <w:p>
+      <w:r>
+        <w:rPr>
+          <w:sz w:val="24"/>
+        </w:rPr>
+        <w:t>10. โปรตอนเคลื่อนที่เป็นวงกลมในสนามแม่เหล็ก โดยมีรัศมีวงโคจร 0.2 เมตร มีความเร็ว 10⁵ m/s ถ้าสนามแม่เหล็กเพิ่มเป็น 2 เท่า รัศมีวงโคจรจะเปลี่ยนเป็นเท่าใด</w:t>
+      </w:r>
+    </w:p>
+    <w:p>
+      <w:pPr>
+        <w:ind w:left="720"/>
+      </w:pPr>
+      <w:r>
+        <w:t xml:space="preserve">    1. ก</w:t>
+      </w:r>
+    </w:p>
+    <w:p>
+      <w:pPr>
+        <w:ind w:left="720"/>
+      </w:pPr>
+      <w:r>
+        <w:t xml:space="preserve">    2. ข</w:t>
+      </w:r>
+    </w:p>
+    <w:p>
+      <w:pPr>
+        <w:ind w:left="720"/>
+      </w:pPr>
+      <w:r>
+        <w:t xml:space="preserve">    3. ค</w:t>
+      </w:r>
+    </w:p>
+    <w:p>
+      <w:pPr>
+        <w:ind w:left="720"/>
+      </w:pPr>
+      <w:r>
+        <w:t xml:space="preserve">    4. ง</w:t>
+      </w:r>
+    </w:p>
+    <w:p/>
+    <w:p>
+      <w:r>
+        <w:rPr>
+          <w:sz w:val="24"/>
+        </w:rPr>
+        <w:t>11. มวลสเปกโทรมิเตอร์ (mass spectrometer) ใช้หลักการใดในการแยกไอโซโทป</w:t>
+      </w:r>
+    </w:p>
+    <w:p>
+      <w:pPr>
+        <w:ind w:left="720"/>
+      </w:pPr>
+      <w:r>
+        <w:t xml:space="preserve">    1. ก</w:t>
+      </w:r>
+    </w:p>
+    <w:p>
+      <w:pPr>
+        <w:ind w:left="720"/>
+      </w:pPr>
+      <w:r>
+        <w:t xml:space="preserve">    2. ข</w:t>
+      </w:r>
+    </w:p>
+    <w:p>
+      <w:pPr>
+        <w:ind w:left="720"/>
+      </w:pPr>
+      <w:r>
+        <w:t xml:space="preserve">    3. ค</w:t>
+      </w:r>
+    </w:p>
+    <w:p>
+      <w:pPr>
+        <w:ind w:left="720"/>
+      </w:pPr>
+      <w:r>
+        <w:t xml:space="preserve">    4. ง</w:t>
+      </w:r>
+    </w:p>
+    <w:p/>
+    <w:p>
+      <w:r>
+        <w:rPr>
+          <w:sz w:val="24"/>
+        </w:rPr>
+        <w:t>12. ในมวลสเปกโทรมิเตอร์ ไอโซโทปที่มีมวลมากกว่าจะตกบนฟิล์มที่ระยะทางจากจุดเข้ามากกว่าหรือน้อยกว่า</w:t>
+      </w:r>
+    </w:p>
+    <w:p>
+      <w:pPr>
+        <w:ind w:left="720"/>
+      </w:pPr>
+      <w:r>
+        <w:t xml:space="preserve">    1. ก</w:t>
+      </w:r>
+    </w:p>
+    <w:p>
+      <w:pPr>
+        <w:ind w:left="720"/>
+      </w:pPr>
+      <w:r>
+        <w:t xml:space="preserve">    2. ข</w:t>
+      </w:r>
+    </w:p>
+    <w:p>
+      <w:pPr>
+        <w:ind w:left="720"/>
+      </w:pPr>
+      <w:r>
+        <w:t xml:space="preserve">    3. ค</w:t>
+      </w:r>
+    </w:p>
+    <w:p>
+      <w:pPr>
+        <w:ind w:left="720"/>
+      </w:pPr>
+      <w:r>
+        <w:t xml:space="preserve">    4. ง</w:t>
+      </w:r>
+    </w:p>
+    <w:p/>
+    <w:p>
+      <w:r>
+        <w:rPr>
+          <w:sz w:val="24"/>
+        </w:rPr>
+        <w:t>13. ไซโคลตรอน (cyclotron) ทำงานบนหลักการใด</w:t>
       </w:r>
     </w:p>
     <w:p>
@@ -471,7 +603,245 @@
               <a:graphicData uri="http://schemas.openxmlformats.org/drawingml/2006/picture">
                 <pic:pic>
                   <pic:nvPicPr>
-                    <pic:cNvPr id="0" name="physics_img_q2_l15_003.png"/>
+                    <pic:cNvPr id="0" name="physics_img_13.png"/>
+                    <pic:cNvPicPr/>
+                  </pic:nvPicPr>
+                  <pic:blipFill>
+                    <a:blip r:embed="rId11"/>
+                    <a:stretch>
+                      <a:fillRect/>
+                    </a:stretch>
+                  </pic:blipFill>
+                  <pic:spPr>
+                    <a:xfrm>
+                      <a:off x="0" y="0"/>
+                      <a:ext cx="1828800" cy="1359877"/>
+                    </a:xfrm>
+                    <a:prstGeom prst="rect"/>
+                  </pic:spPr>
+                </pic:pic>
+              </a:graphicData>
+            </a:graphic>
+          </wp:inline>
+        </w:drawing>
+      </w:r>
+    </w:p>
+    <w:p/>
+    <w:p>
+      <w:pPr>
+        <w:ind w:left="720"/>
+      </w:pPr>
+      <w:r>
+        <w:t xml:space="preserve">    1. ก</w:t>
+      </w:r>
+    </w:p>
+    <w:p>
+      <w:pPr>
+        <w:ind w:left="720"/>
+      </w:pPr>
+      <w:r>
+        <w:t xml:space="preserve">    2. ข</w:t>
+      </w:r>
+    </w:p>
+    <w:p>
+      <w:pPr>
+        <w:ind w:left="720"/>
+      </w:pPr>
+      <w:r>
+        <w:t xml:space="preserve">    3. ค</w:t>
+      </w:r>
+    </w:p>
+    <w:p>
+      <w:pPr>
+        <w:ind w:left="720"/>
+      </w:pPr>
+      <w:r>
+        <w:t xml:space="preserve">    4. ง</w:t>
+      </w:r>
+    </w:p>
+    <w:p/>
+    <w:p>
+      <w:r>
+        <w:rPr>
+          <w:sz w:val="24"/>
+        </w:rPr>
+        <w:t>14. ข้อจำกัดของไซโคลตรอนคืออะไร</w:t>
+      </w:r>
+    </w:p>
+    <w:p>
+      <w:r>
+        <w:drawing>
+          <wp:inline xmlns:a="http://schemas.openxmlformats.org/drawingml/2006/main" xmlns:pic="http://schemas.openxmlformats.org/drawingml/2006/picture">
+            <wp:extent cx="1828800" cy="1359877"/>
+            <wp:docPr id="4" name="Picture 4"/>
+            <wp:cNvGraphicFramePr>
+              <a:graphicFrameLocks noChangeAspect="1"/>
+            </wp:cNvGraphicFramePr>
+            <a:graphic>
+              <a:graphicData uri="http://schemas.openxmlformats.org/drawingml/2006/picture">
+                <pic:pic>
+                  <pic:nvPicPr>
+                    <pic:cNvPr id="0" name="physics_img_13.png"/>
+                    <pic:cNvPicPr/>
+                  </pic:nvPicPr>
+                  <pic:blipFill>
+                    <a:blip r:embed="rId11"/>
+                    <a:stretch>
+                      <a:fillRect/>
+                    </a:stretch>
+                  </pic:blipFill>
+                  <pic:spPr>
+                    <a:xfrm>
+                      <a:off x="0" y="0"/>
+                      <a:ext cx="1828800" cy="1359877"/>
+                    </a:xfrm>
+                    <a:prstGeom prst="rect"/>
+                  </pic:spPr>
+                </pic:pic>
+              </a:graphicData>
+            </a:graphic>
+          </wp:inline>
+        </w:drawing>
+      </w:r>
+    </w:p>
+    <w:p/>
+    <w:p>
+      <w:pPr>
+        <w:ind w:left="720"/>
+      </w:pPr>
+      <w:r>
+        <w:t xml:space="preserve">    1. ก</w:t>
+      </w:r>
+    </w:p>
+    <w:p>
+      <w:pPr>
+        <w:ind w:left="720"/>
+      </w:pPr>
+      <w:r>
+        <w:t xml:space="preserve">    2. ข</w:t>
+      </w:r>
+    </w:p>
+    <w:p>
+      <w:pPr>
+        <w:ind w:left="720"/>
+      </w:pPr>
+      <w:r>
+        <w:t xml:space="preserve">    3. ค</w:t>
+      </w:r>
+    </w:p>
+    <w:p>
+      <w:pPr>
+        <w:ind w:left="720"/>
+      </w:pPr>
+      <w:r>
+        <w:t xml:space="preserve">    4. ง</w:t>
+      </w:r>
+    </w:p>
+    <w:p/>
+    <w:p>
+      <w:r>
+        <w:rPr>
+          <w:sz w:val="24"/>
+        </w:rPr>
+        <w:t>15. อนุภาคอัลฟา (He²⁺) เคลื่อนที่ด้วยความเร็ว 10⁵ m/s ตั้งฉากกับสนามแม่เหล็ก 0.2 T อนุภาคอัลฟาจะเคลื่อนที่เป็นวงกลมรัศมีเท่าใด (มวลอนุภาคอัลฟา = 6.64 × 10⁻²⁷ kg)</w:t>
+      </w:r>
+    </w:p>
+    <w:p>
+      <w:pPr>
+        <w:ind w:left="720"/>
+      </w:pPr>
+      <w:r>
+        <w:t xml:space="preserve">    1. ก</w:t>
+      </w:r>
+    </w:p>
+    <w:p>
+      <w:pPr>
+        <w:ind w:left="720"/>
+      </w:pPr>
+      <w:r>
+        <w:t xml:space="preserve">    2. ข</w:t>
+      </w:r>
+    </w:p>
+    <w:p>
+      <w:pPr>
+        <w:ind w:left="720"/>
+      </w:pPr>
+      <w:r>
+        <w:t xml:space="preserve">    3. ค</w:t>
+      </w:r>
+    </w:p>
+    <w:p>
+      <w:pPr>
+        <w:ind w:left="720"/>
+      </w:pPr>
+      <w:r>
+        <w:t xml:space="preserve">    4. ง</w:t>
+      </w:r>
+    </w:p>
+    <w:p/>
+    <w:p>
+      <w:r>
+        <w:rPr>
+          <w:sz w:val="24"/>
+        </w:rPr>
+        <w:t>16. เมื่อประจุเคลื่อนที่ในสนามแม่เหล็กในมุม θ ≠ 0°, 90°, 180° ประจุจะเคลื่อนที่เป็นรูปร่างใด</w:t>
+      </w:r>
+    </w:p>
+    <w:p>
+      <w:pPr>
+        <w:ind w:left="720"/>
+      </w:pPr>
+      <w:r>
+        <w:t xml:space="preserve">    1. ก</w:t>
+      </w:r>
+    </w:p>
+    <w:p>
+      <w:pPr>
+        <w:ind w:left="720"/>
+      </w:pPr>
+      <w:r>
+        <w:t xml:space="preserve">    2. ข</w:t>
+      </w:r>
+    </w:p>
+    <w:p>
+      <w:pPr>
+        <w:ind w:left="720"/>
+      </w:pPr>
+      <w:r>
+        <w:t xml:space="preserve">    3. ค</w:t>
+      </w:r>
+    </w:p>
+    <w:p>
+      <w:pPr>
+        <w:ind w:left="720"/>
+      </w:pPr>
+      <w:r>
+        <w:t xml:space="preserve">    4. ง</w:t>
+      </w:r>
+    </w:p>
+    <w:p/>
+    <w:p>
+      <w:r>
+        <w:rPr>
+          <w:sz w:val="24"/>
+        </w:rPr>
+        <w:t>17. โปรตอนเคลื่อนที่ด้วยความเร็ว 2 × 10⁶ m/s ตั้งฉากกับสนามแม่เหล็ก 0.5 T จงหาคาบการโคจรของโปรตอน (มวลโปรตอน = 1.67 × 10⁻²⁷ kg, q = 1.6 × 10⁻¹⁹ C)</w:t>
+      </w:r>
+    </w:p>
+    <w:p>
+      <w:r>
+        <w:drawing>
+          <wp:inline xmlns:a="http://schemas.openxmlformats.org/drawingml/2006/main" xmlns:pic="http://schemas.openxmlformats.org/drawingml/2006/picture">
+            <wp:extent cx="1828800" cy="1359877"/>
+            <wp:docPr id="5" name="Picture 5"/>
+            <wp:cNvGraphicFramePr>
+              <a:graphicFrameLocks noChangeAspect="1"/>
+            </wp:cNvGraphicFramePr>
+            <a:graphic>
+              <a:graphicData uri="http://schemas.openxmlformats.org/drawingml/2006/picture">
+                <pic:pic>
+                  <pic:nvPicPr>
+                    <pic:cNvPr id="0" name="physics_img_5.png"/>
                     <pic:cNvPicPr/>
                   </pic:nvPicPr>
                   <pic:blipFill>
@@ -497,38 +867,34 @@
     <w:p/>
     <w:p>
       <w:pPr>
-        <w:pStyle w:val="ListBullet"/>
         <w:ind w:left="720"/>
       </w:pPr>
       <w:r>
-        <w:t xml:space="preserve">    ก</w:t>
+        <w:t xml:space="preserve">    1. ก</w:t>
       </w:r>
     </w:p>
     <w:p>
       <w:pPr>
-        <w:pStyle w:val="ListBullet"/>
         <w:ind w:left="720"/>
       </w:pPr>
       <w:r>
-        <w:t xml:space="preserve">    ข</w:t>
+        <w:t xml:space="preserve">    2. ข</w:t>
       </w:r>
     </w:p>
     <w:p>
       <w:pPr>
-        <w:pStyle w:val="ListBullet"/>
         <w:ind w:left="720"/>
       </w:pPr>
       <w:r>
-        <w:t xml:space="preserve">    ค</w:t>
+        <w:t xml:space="preserve">    3. ค</w:t>
       </w:r>
     </w:p>
     <w:p>
       <w:pPr>
-        <w:pStyle w:val="ListBullet"/>
         <w:ind w:left="720"/>
       </w:pPr>
       <w:r>
-        <w:t xml:space="preserve">    ง</w:t>
+        <w:t xml:space="preserve">    4. ง</w:t>
       </w:r>
     </w:p>
     <w:p/>
@@ -537,7 +903,212 @@
         <w:rPr>
           <w:sz w:val="24"/>
         </w:rPr>
-        <w:t>ข้อ p2_l15_010: โปรตอนเคลื่อนที่เป็นวงกลมในสนามแม่เหล็ก โดยมีรัศมีวงโคจร 0.2 เมตร มีความเร็ว 10⁵ m/s ถ้าสนามแม่เหล็กเพิ่มเป็น 2 เท่า รัศมีวงโคจรจะเปลี่ยนเป็นเท่าใด</w:t>
+        <w:t>18. ในมวลสเปกโทรมิเตอร์ ถ้าไอโซโทปของธาตุ X มีประจุ +1 และมวล 28 u อีกไอโซโทปหนึ่งมีประจุ +1 และมวล 30 u เข้าสู่สนามแม่เหล็กด้วยความเร็วเท่ากัน รัศมีวงโคจรของไอโซโทปมวล 28 u เป็นกี่เท่าของไอโซโทปมวล 30 u</w:t>
+      </w:r>
+    </w:p>
+    <w:p>
+      <w:pPr>
+        <w:ind w:left="720"/>
+      </w:pPr>
+      <w:r>
+        <w:t xml:space="preserve">    1. ก</w:t>
+      </w:r>
+    </w:p>
+    <w:p>
+      <w:pPr>
+        <w:ind w:left="720"/>
+      </w:pPr>
+      <w:r>
+        <w:t xml:space="preserve">    2. ข</w:t>
+      </w:r>
+    </w:p>
+    <w:p>
+      <w:pPr>
+        <w:ind w:left="720"/>
+      </w:pPr>
+      <w:r>
+        <w:t xml:space="preserve">    3. ค</w:t>
+      </w:r>
+    </w:p>
+    <w:p>
+      <w:pPr>
+        <w:ind w:left="720"/>
+      </w:pPr>
+      <w:r>
+        <w:t xml:space="preserve">    4. ง</w:t>
+      </w:r>
+    </w:p>
+    <w:p/>
+    <w:p>
+      <w:r>
+        <w:rPr>
+          <w:sz w:val="24"/>
+        </w:rPr>
+        <w:t>19. ในไซโคลตรอน ความถี่ของสนามไฟฟ้าที่ใช้เร่งประจุต้องเท่ากับข้อใด</w:t>
+      </w:r>
+    </w:p>
+    <w:p>
+      <w:pPr>
+        <w:ind w:left="720"/>
+      </w:pPr>
+      <w:r>
+        <w:t xml:space="preserve">    1. ก</w:t>
+      </w:r>
+    </w:p>
+    <w:p>
+      <w:pPr>
+        <w:ind w:left="720"/>
+      </w:pPr>
+      <w:r>
+        <w:t xml:space="preserve">    2. ข</w:t>
+      </w:r>
+    </w:p>
+    <w:p>
+      <w:pPr>
+        <w:ind w:left="720"/>
+      </w:pPr>
+      <w:r>
+        <w:t xml:space="preserve">    3. ค</w:t>
+      </w:r>
+    </w:p>
+    <w:p>
+      <w:pPr>
+        <w:ind w:left="720"/>
+      </w:pPr>
+      <w:r>
+        <w:t xml:space="preserve">    4. ง</w:t>
+      </w:r>
+    </w:p>
+    <w:p/>
+    <w:p>
+      <w:r>
+        <w:rPr>
+          <w:sz w:val="24"/>
+        </w:rPr>
+        <w:t>20. ถ้าความเร็วของประจุเพิ่มขึ้นเป็น 2 เท่า แรงลอเรนตซ์จะเปลี่ยนแปลงอย่างไร</w:t>
+      </w:r>
+    </w:p>
+    <w:p>
+      <w:pPr>
+        <w:ind w:left="720"/>
+      </w:pPr>
+      <w:r>
+        <w:t xml:space="preserve">    1. ก</w:t>
+      </w:r>
+    </w:p>
+    <w:p>
+      <w:pPr>
+        <w:ind w:left="720"/>
+      </w:pPr>
+      <w:r>
+        <w:t xml:space="preserve">    2. ข</w:t>
+      </w:r>
+    </w:p>
+    <w:p>
+      <w:pPr>
+        <w:ind w:left="720"/>
+      </w:pPr>
+      <w:r>
+        <w:t xml:space="preserve">    3. ค</w:t>
+      </w:r>
+    </w:p>
+    <w:p>
+      <w:pPr>
+        <w:ind w:left="720"/>
+      </w:pPr>
+      <w:r>
+        <w:t xml:space="preserve">    4. ง</w:t>
+      </w:r>
+    </w:p>
+    <w:p/>
+    <w:p>
+      <w:r>
+        <w:rPr>
+          <w:sz w:val="24"/>
+        </w:rPr>
+        <w:t>21. อิเล็กตรอนเคลื่อนที่เข้าสู่สนามแม่เหล็ก 0.1 T ด้วยความเร็ว 10⁷ m/s จงหารัศมีวงโคจร (มวลอิเล็กตรอน = 9.11 × 10⁻³¹ kg, q = 1.6 × 10⁻¹⁹ C)</w:t>
+      </w:r>
+    </w:p>
+    <w:p>
+      <w:pPr>
+        <w:ind w:left="720"/>
+      </w:pPr>
+      <w:r>
+        <w:t xml:space="preserve">    1. ก</w:t>
+      </w:r>
+    </w:p>
+    <w:p>
+      <w:pPr>
+        <w:ind w:left="720"/>
+      </w:pPr>
+      <w:r>
+        <w:t xml:space="preserve">    2. ข</w:t>
+      </w:r>
+    </w:p>
+    <w:p>
+      <w:pPr>
+        <w:ind w:left="720"/>
+      </w:pPr>
+      <w:r>
+        <w:t xml:space="preserve">    3. ค</w:t>
+      </w:r>
+    </w:p>
+    <w:p>
+      <w:pPr>
+        <w:ind w:left="720"/>
+      </w:pPr>
+      <w:r>
+        <w:t xml:space="preserve">    4. ง</w:t>
+      </w:r>
+    </w:p>
+    <w:p/>
+    <w:p>
+      <w:r>
+        <w:rPr>
+          <w:sz w:val="24"/>
+        </w:rPr>
+        <w:t>22. เมื่อใช้กฎมือซ้ายของเฟลมมิง นิ้วหัวแม่มือ นิ้วชี้ และนิ้วกลาง แสดงถึงปริมาณใดตามลำดับ</w:t>
+      </w:r>
+    </w:p>
+    <w:p>
+      <w:pPr>
+        <w:ind w:left="720"/>
+      </w:pPr>
+      <w:r>
+        <w:t xml:space="preserve">    1. ก</w:t>
+      </w:r>
+    </w:p>
+    <w:p>
+      <w:pPr>
+        <w:ind w:left="720"/>
+      </w:pPr>
+      <w:r>
+        <w:t xml:space="preserve">    2. ข</w:t>
+      </w:r>
+    </w:p>
+    <w:p>
+      <w:pPr>
+        <w:ind w:left="720"/>
+      </w:pPr>
+      <w:r>
+        <w:t xml:space="preserve">    3. ค</w:t>
+      </w:r>
+    </w:p>
+    <w:p>
+      <w:pPr>
+        <w:ind w:left="720"/>
+      </w:pPr>
+      <w:r>
+        <w:t xml:space="preserve">    4. ง</w:t>
+      </w:r>
+    </w:p>
+    <w:p/>
+    <w:p>
+      <w:r>
+        <w:rPr>
+          <w:sz w:val="24"/>
+        </w:rPr>
+        <w:t>23. ไซโคลตรอนสามารถเร่งอนุภาคได้ถึงพลังงานสูงสุดเท่าใดโดยประมาณ</w:t>
       </w:r>
     </w:p>
     <w:p>
@@ -545,7 +1116,7 @@
         <w:drawing>
           <wp:inline xmlns:a="http://schemas.openxmlformats.org/drawingml/2006/main" xmlns:pic="http://schemas.openxmlformats.org/drawingml/2006/picture">
             <wp:extent cx="1828800" cy="1359877"/>
-            <wp:docPr id="4" name="Picture 4"/>
+            <wp:docPr id="6" name="Picture 6"/>
             <wp:cNvGraphicFramePr>
               <a:graphicFrameLocks noChangeAspect="1"/>
             </wp:cNvGraphicFramePr>
@@ -553,7 +1124,85 @@
               <a:graphicData uri="http://schemas.openxmlformats.org/drawingml/2006/picture">
                 <pic:pic>
                   <pic:nvPicPr>
-                    <pic:cNvPr id="0" name="physics_img_q2_l15_007.png"/>
+                    <pic:cNvPr id="0" name="physics_img_13.png"/>
+                    <pic:cNvPicPr/>
+                  </pic:nvPicPr>
+                  <pic:blipFill>
+                    <a:blip r:embed="rId11"/>
+                    <a:stretch>
+                      <a:fillRect/>
+                    </a:stretch>
+                  </pic:blipFill>
+                  <pic:spPr>
+                    <a:xfrm>
+                      <a:off x="0" y="0"/>
+                      <a:ext cx="1828800" cy="1359877"/>
+                    </a:xfrm>
+                    <a:prstGeom prst="rect"/>
+                  </pic:spPr>
+                </pic:pic>
+              </a:graphicData>
+            </a:graphic>
+          </wp:inline>
+        </w:drawing>
+      </w:r>
+    </w:p>
+    <w:p/>
+    <w:p>
+      <w:pPr>
+        <w:ind w:left="720"/>
+      </w:pPr>
+      <w:r>
+        <w:t xml:space="preserve">    1. ก</w:t>
+      </w:r>
+    </w:p>
+    <w:p>
+      <w:pPr>
+        <w:ind w:left="720"/>
+      </w:pPr>
+      <w:r>
+        <w:t xml:space="preserve">    2. ข</w:t>
+      </w:r>
+    </w:p>
+    <w:p>
+      <w:pPr>
+        <w:ind w:left="720"/>
+      </w:pPr>
+      <w:r>
+        <w:t xml:space="preserve">    3. ค</w:t>
+      </w:r>
+    </w:p>
+    <w:p>
+      <w:pPr>
+        <w:ind w:left="720"/>
+      </w:pPr>
+      <w:r>
+        <w:t xml:space="preserve">    4. ง</w:t>
+      </w:r>
+    </w:p>
+    <w:p/>
+    <w:p>
+      <w:r>
+        <w:rPr>
+          <w:sz w:val="24"/>
+        </w:rPr>
+        <w:t>24. ความถี่เชิงมุมของการโคจรของประจุในสนามแม่เหล็ก (cyclotron frequency) มีค่าเท่าใด</w:t>
+      </w:r>
+    </w:p>
+    <w:p>
+      <w:r>
+        <w:drawing>
+          <wp:inline xmlns:a="http://schemas.openxmlformats.org/drawingml/2006/main" xmlns:pic="http://schemas.openxmlformats.org/drawingml/2006/picture">
+            <wp:extent cx="1828800" cy="1359877"/>
+            <wp:docPr id="7" name="Picture 7"/>
+            <wp:cNvGraphicFramePr>
+              <a:graphicFrameLocks noChangeAspect="1"/>
+            </wp:cNvGraphicFramePr>
+            <a:graphic>
+              <a:graphicData uri="http://schemas.openxmlformats.org/drawingml/2006/picture">
+                <pic:pic>
+                  <pic:nvPicPr>
+                    <pic:cNvPr id="0" name="physics_img_6.png"/>
                     <pic:cNvPicPr/>
                   </pic:nvPicPr>
                   <pic:blipFill>
@@ -579,38 +1228,34 @@
     <w:p/>
     <w:p>
       <w:pPr>
-        <w:pStyle w:val="ListBullet"/>
         <w:ind w:left="720"/>
       </w:pPr>
       <w:r>
-        <w:t xml:space="preserve">    ก</w:t>
+        <w:t xml:space="preserve">    1. ก</w:t>
       </w:r>
     </w:p>
     <w:p>
       <w:pPr>
-        <w:pStyle w:val="ListBullet"/>
         <w:ind w:left="720"/>
       </w:pPr>
       <w:r>
-        <w:t xml:space="preserve">    ข</w:t>
+        <w:t xml:space="preserve">    2. ข</w:t>
       </w:r>
     </w:p>
     <w:p>
       <w:pPr>
-        <w:pStyle w:val="ListBullet"/>
         <w:ind w:left="720"/>
       </w:pPr>
       <w:r>
-        <w:t xml:space="preserve">    ค</w:t>
+        <w:t xml:space="preserve">    3. ค</w:t>
       </w:r>
     </w:p>
     <w:p>
       <w:pPr>
-        <w:pStyle w:val="ListBullet"/>
         <w:ind w:left="720"/>
       </w:pPr>
       <w:r>
-        <w:t xml:space="preserve">    ง</w:t>
+        <w:t xml:space="preserve">    4. ง</w:t>
       </w:r>
     </w:p>
     <w:p/>
@@ -619,858 +1264,39 @@
         <w:rPr>
           <w:sz w:val="24"/>
         </w:rPr>
-        <w:t>ข้อ p2_l15_011: มวลสเปกโทรมิเตอร์ (mass spectrometer) ใช้หลักการใดในการแยกไอโซโทป</w:t>
+        <w:t>25. สายไฟตรงยาว 0.5 เมตร มีกระแส 10 A ไหลในทิศตั้งฉากกับสนามแม่เหล็ก 0.2 T แรงลอเรนตซ์ที่กระทำต่อสายไฟมีค่าเท่าใด</w:t>
       </w:r>
     </w:p>
     <w:p>
       <w:pPr>
-        <w:pStyle w:val="ListBullet"/>
         <w:ind w:left="720"/>
       </w:pPr>
       <w:r>
-        <w:t xml:space="preserve">    ก</w:t>
+        <w:t xml:space="preserve">    1. ก</w:t>
       </w:r>
     </w:p>
     <w:p>
       <w:pPr>
-        <w:pStyle w:val="ListBullet"/>
         <w:ind w:left="720"/>
       </w:pPr>
       <w:r>
-        <w:t xml:space="preserve">    ข</w:t>
+        <w:t xml:space="preserve">    2. ข</w:t>
       </w:r>
     </w:p>
     <w:p>
       <w:pPr>
-        <w:pStyle w:val="ListBullet"/>
         <w:ind w:left="720"/>
       </w:pPr>
       <w:r>
-        <w:t xml:space="preserve">    ค</w:t>
+        <w:t xml:space="preserve">    3. ค</w:t>
       </w:r>
     </w:p>
     <w:p>
       <w:pPr>
-        <w:pStyle w:val="ListBullet"/>
         <w:ind w:left="720"/>
       </w:pPr>
       <w:r>
-        <w:t xml:space="preserve">    ง</w:t>
-      </w:r>
-    </w:p>
-    <w:p/>
-    <w:p>
-      <w:r>
-        <w:rPr>
-          <w:sz w:val="24"/>
-        </w:rPr>
-        <w:t>ข้อ p2_l15_012: ในมวลสเปกโทรมิเตอร์ ไอโซโทปที่มีมวลมากกว่าจะตกบนฟิล์มที่ระยะทางจากจุดเข้ามากกว่าหรือน้อยกว่า</w:t>
-      </w:r>
-    </w:p>
-    <w:p>
-      <w:pPr>
-        <w:pStyle w:val="ListBullet"/>
-        <w:ind w:left="720"/>
-      </w:pPr>
-      <w:r>
-        <w:t xml:space="preserve">    ก</w:t>
-      </w:r>
-    </w:p>
-    <w:p>
-      <w:pPr>
-        <w:pStyle w:val="ListBullet"/>
-        <w:ind w:left="720"/>
-      </w:pPr>
-      <w:r>
-        <w:t xml:space="preserve">    ข</w:t>
-      </w:r>
-    </w:p>
-    <w:p>
-      <w:pPr>
-        <w:pStyle w:val="ListBullet"/>
-        <w:ind w:left="720"/>
-      </w:pPr>
-      <w:r>
-        <w:t xml:space="preserve">    ค</w:t>
-      </w:r>
-    </w:p>
-    <w:p>
-      <w:pPr>
-        <w:pStyle w:val="ListBullet"/>
-        <w:ind w:left="720"/>
-      </w:pPr>
-      <w:r>
-        <w:t xml:space="preserve">    ง</w:t>
-      </w:r>
-    </w:p>
-    <w:p/>
-    <w:p>
-      <w:r>
-        <w:rPr>
-          <w:sz w:val="24"/>
-        </w:rPr>
-        <w:t>ข้อ p2_l15_013: ไซโคลตรอน (cyclotron) ทำงานบนหลักการใด</w:t>
-      </w:r>
-    </w:p>
-    <w:p>
-      <w:pPr>
-        <w:pStyle w:val="ListBullet"/>
-        <w:ind w:left="720"/>
-      </w:pPr>
-      <w:r>
-        <w:t xml:space="preserve">    ก</w:t>
-      </w:r>
-    </w:p>
-    <w:p>
-      <w:pPr>
-        <w:pStyle w:val="ListBullet"/>
-        <w:ind w:left="720"/>
-      </w:pPr>
-      <w:r>
-        <w:t xml:space="preserve">    ข</w:t>
-      </w:r>
-    </w:p>
-    <w:p>
-      <w:pPr>
-        <w:pStyle w:val="ListBullet"/>
-        <w:ind w:left="720"/>
-      </w:pPr>
-      <w:r>
-        <w:t xml:space="preserve">    ค</w:t>
-      </w:r>
-    </w:p>
-    <w:p>
-      <w:pPr>
-        <w:pStyle w:val="ListBullet"/>
-        <w:ind w:left="720"/>
-      </w:pPr>
-      <w:r>
-        <w:t xml:space="preserve">    ง</w:t>
-      </w:r>
-    </w:p>
-    <w:p/>
-    <w:p>
-      <w:r>
-        <w:rPr>
-          <w:sz w:val="24"/>
-        </w:rPr>
-        <w:t>ข้อ p2_l15_014: ข้อจำกัดของไซโคลตรอนคืออะไร</w:t>
-      </w:r>
-    </w:p>
-    <w:p>
-      <w:r>
-        <w:drawing>
-          <wp:inline xmlns:a="http://schemas.openxmlformats.org/drawingml/2006/main" xmlns:pic="http://schemas.openxmlformats.org/drawingml/2006/picture">
-            <wp:extent cx="1828800" cy="1359877"/>
-            <wp:docPr id="5" name="Picture 5"/>
-            <wp:cNvGraphicFramePr>
-              <a:graphicFrameLocks noChangeAspect="1"/>
-            </wp:cNvGraphicFramePr>
-            <a:graphic>
-              <a:graphicData uri="http://schemas.openxmlformats.org/drawingml/2006/picture">
-                <pic:pic>
-                  <pic:nvPicPr>
-                    <pic:cNvPr id="0" name="physics_img_q2_l15_014.png"/>
-                    <pic:cNvPicPr/>
-                  </pic:nvPicPr>
-                  <pic:blipFill>
-                    <a:blip r:embed="rId11"/>
-                    <a:stretch>
-                      <a:fillRect/>
-                    </a:stretch>
-                  </pic:blipFill>
-                  <pic:spPr>
-                    <a:xfrm>
-                      <a:off x="0" y="0"/>
-                      <a:ext cx="1828800" cy="1359877"/>
-                    </a:xfrm>
-                    <a:prstGeom prst="rect"/>
-                  </pic:spPr>
-                </pic:pic>
-              </a:graphicData>
-            </a:graphic>
-          </wp:inline>
-        </w:drawing>
-      </w:r>
-    </w:p>
-    <w:p/>
-    <w:p>
-      <w:pPr>
-        <w:pStyle w:val="ListBullet"/>
-        <w:ind w:left="720"/>
-      </w:pPr>
-      <w:r>
-        <w:t xml:space="preserve">    ก</w:t>
-      </w:r>
-    </w:p>
-    <w:p>
-      <w:pPr>
-        <w:pStyle w:val="ListBullet"/>
-        <w:ind w:left="720"/>
-      </w:pPr>
-      <w:r>
-        <w:t xml:space="preserve">    ข</w:t>
-      </w:r>
-    </w:p>
-    <w:p>
-      <w:pPr>
-        <w:pStyle w:val="ListBullet"/>
-        <w:ind w:left="720"/>
-      </w:pPr>
-      <w:r>
-        <w:t xml:space="preserve">    ค</w:t>
-      </w:r>
-    </w:p>
-    <w:p>
-      <w:pPr>
-        <w:pStyle w:val="ListBullet"/>
-        <w:ind w:left="720"/>
-      </w:pPr>
-      <w:r>
-        <w:t xml:space="preserve">    ง</w:t>
-      </w:r>
-    </w:p>
-    <w:p/>
-    <w:p>
-      <w:r>
-        <w:rPr>
-          <w:sz w:val="24"/>
-        </w:rPr>
-        <w:t>ข้อ p2_l15_015: อนุภาคอัลฟา (He²⁺) เคลื่อนที่ด้วยความเร็ว 10⁵ m/s ตั้งฉากกับสนามแม่เหล็ก 0.2 T อนุภาคอัลฟาจะเคลื่อนที่เป็นวงกลมรัศมีเท่าใด (มวลอนุภาคอัลฟา = 6.64 × 10⁻²⁷ kg)</w:t>
-      </w:r>
-    </w:p>
-    <w:p>
-      <w:pPr>
-        <w:pStyle w:val="ListBullet"/>
-        <w:ind w:left="720"/>
-      </w:pPr>
-      <w:r>
-        <w:t xml:space="preserve">    ก</w:t>
-      </w:r>
-    </w:p>
-    <w:p>
-      <w:pPr>
-        <w:pStyle w:val="ListBullet"/>
-        <w:ind w:left="720"/>
-      </w:pPr>
-      <w:r>
-        <w:t xml:space="preserve">    ข</w:t>
-      </w:r>
-    </w:p>
-    <w:p>
-      <w:pPr>
-        <w:pStyle w:val="ListBullet"/>
-        <w:ind w:left="720"/>
-      </w:pPr>
-      <w:r>
-        <w:t xml:space="preserve">    ค</w:t>
-      </w:r>
-    </w:p>
-    <w:p>
-      <w:pPr>
-        <w:pStyle w:val="ListBullet"/>
-        <w:ind w:left="720"/>
-      </w:pPr>
-      <w:r>
-        <w:t xml:space="preserve">    ง</w:t>
-      </w:r>
-    </w:p>
-    <w:p/>
-    <w:p>
-      <w:r>
-        <w:rPr>
-          <w:sz w:val="24"/>
-        </w:rPr>
-        <w:t>ข้อ p2_l15_016: เมื่อประจุเคลื่อนที่ในสนามแม่เหล็กในมุม θ ≠ 0°, 90°, 180° ประจุจะเคลื่อนที่เป็นรูปร่างใด</w:t>
-      </w:r>
-    </w:p>
-    <w:p>
-      <w:r>
-        <w:drawing>
-          <wp:inline xmlns:a="http://schemas.openxmlformats.org/drawingml/2006/main" xmlns:pic="http://schemas.openxmlformats.org/drawingml/2006/picture">
-            <wp:extent cx="1828800" cy="1359877"/>
-            <wp:docPr id="6" name="Picture 6"/>
-            <wp:cNvGraphicFramePr>
-              <a:graphicFrameLocks noChangeAspect="1"/>
-            </wp:cNvGraphicFramePr>
-            <a:graphic>
-              <a:graphicData uri="http://schemas.openxmlformats.org/drawingml/2006/picture">
-                <pic:pic>
-                  <pic:nvPicPr>
-                    <pic:cNvPr id="0" name="physics_img_q2_l15_007.png"/>
-                    <pic:cNvPicPr/>
-                  </pic:nvPicPr>
-                  <pic:blipFill>
-                    <a:blip r:embed="rId10"/>
-                    <a:stretch>
-                      <a:fillRect/>
-                    </a:stretch>
-                  </pic:blipFill>
-                  <pic:spPr>
-                    <a:xfrm>
-                      <a:off x="0" y="0"/>
-                      <a:ext cx="1828800" cy="1359877"/>
-                    </a:xfrm>
-                    <a:prstGeom prst="rect"/>
-                  </pic:spPr>
-                </pic:pic>
-              </a:graphicData>
-            </a:graphic>
-          </wp:inline>
-        </w:drawing>
-      </w:r>
-    </w:p>
-    <w:p/>
-    <w:p>
-      <w:pPr>
-        <w:pStyle w:val="ListBullet"/>
-        <w:ind w:left="720"/>
-      </w:pPr>
-      <w:r>
-        <w:t xml:space="preserve">    ก</w:t>
-      </w:r>
-    </w:p>
-    <w:p>
-      <w:pPr>
-        <w:pStyle w:val="ListBullet"/>
-        <w:ind w:left="720"/>
-      </w:pPr>
-      <w:r>
-        <w:t xml:space="preserve">    ข</w:t>
-      </w:r>
-    </w:p>
-    <w:p>
-      <w:pPr>
-        <w:pStyle w:val="ListBullet"/>
-        <w:ind w:left="720"/>
-      </w:pPr>
-      <w:r>
-        <w:t xml:space="preserve">    ค</w:t>
-      </w:r>
-    </w:p>
-    <w:p>
-      <w:pPr>
-        <w:pStyle w:val="ListBullet"/>
-        <w:ind w:left="720"/>
-      </w:pPr>
-      <w:r>
-        <w:t xml:space="preserve">    ง</w:t>
-      </w:r>
-    </w:p>
-    <w:p/>
-    <w:p>
-      <w:r>
-        <w:rPr>
-          <w:sz w:val="24"/>
-        </w:rPr>
-        <w:t>ข้อ p2_l15_017: โปรตอนเคลื่อนที่ด้วยความเร็ว 2 × 10⁶ m/s ตั้งฉากกับสนามแม่เหล็ก 0.5 T จงหาคาบการโคจรของโปรตอน (มวลโปรตอน = 1.67 × 10⁻²⁷ kg, q = 1.6 × 10⁻¹⁹ C)</w:t>
-      </w:r>
-    </w:p>
-    <w:p>
-      <w:r>
-        <w:drawing>
-          <wp:inline xmlns:a="http://schemas.openxmlformats.org/drawingml/2006/main" xmlns:pic="http://schemas.openxmlformats.org/drawingml/2006/picture">
-            <wp:extent cx="1828800" cy="1359877"/>
-            <wp:docPr id="7" name="Picture 7"/>
-            <wp:cNvGraphicFramePr>
-              <a:graphicFrameLocks noChangeAspect="1"/>
-            </wp:cNvGraphicFramePr>
-            <a:graphic>
-              <a:graphicData uri="http://schemas.openxmlformats.org/drawingml/2006/picture">
-                <pic:pic>
-                  <pic:nvPicPr>
-                    <pic:cNvPr id="0" name="physics_img_q2_l15_003.png"/>
-                    <pic:cNvPicPr/>
-                  </pic:nvPicPr>
-                  <pic:blipFill>
-                    <a:blip r:embed="rId9"/>
-                    <a:stretch>
-                      <a:fillRect/>
-                    </a:stretch>
-                  </pic:blipFill>
-                  <pic:spPr>
-                    <a:xfrm>
-                      <a:off x="0" y="0"/>
-                      <a:ext cx="1828800" cy="1359877"/>
-                    </a:xfrm>
-                    <a:prstGeom prst="rect"/>
-                  </pic:spPr>
-                </pic:pic>
-              </a:graphicData>
-            </a:graphic>
-          </wp:inline>
-        </w:drawing>
-      </w:r>
-    </w:p>
-    <w:p/>
-    <w:p>
-      <w:pPr>
-        <w:pStyle w:val="ListBullet"/>
-        <w:ind w:left="720"/>
-      </w:pPr>
-      <w:r>
-        <w:t xml:space="preserve">    ก</w:t>
-      </w:r>
-    </w:p>
-    <w:p>
-      <w:pPr>
-        <w:pStyle w:val="ListBullet"/>
-        <w:ind w:left="720"/>
-      </w:pPr>
-      <w:r>
-        <w:t xml:space="preserve">    ข</w:t>
-      </w:r>
-    </w:p>
-    <w:p>
-      <w:pPr>
-        <w:pStyle w:val="ListBullet"/>
-        <w:ind w:left="720"/>
-      </w:pPr>
-      <w:r>
-        <w:t xml:space="preserve">    ค</w:t>
-      </w:r>
-    </w:p>
-    <w:p>
-      <w:pPr>
-        <w:pStyle w:val="ListBullet"/>
-        <w:ind w:left="720"/>
-      </w:pPr>
-      <w:r>
-        <w:t xml:space="preserve">    ง</w:t>
-      </w:r>
-    </w:p>
-    <w:p/>
-    <w:p>
-      <w:r>
-        <w:rPr>
-          <w:sz w:val="24"/>
-        </w:rPr>
-        <w:t>ข้อ p2_l15_018: ในมวลสเปกโทรมิเตอร์ ถ้าไอโซโทปของธาตุ X มีประจุ +1 และมวล 28 u อีกไอโซโทปหนึ่งมีประจุ +1 และมวล 30 u เข้าสู่สนามแม่เหล็กด้วยความเร็วเท่ากัน รัศมีวงโคจรของไอโซโทปมวล 28 u เป็นกี่เท่าของไอโซโทปมวล 30 u</w:t>
-      </w:r>
-    </w:p>
-    <w:p>
-      <w:pPr>
-        <w:pStyle w:val="ListBullet"/>
-        <w:ind w:left="720"/>
-      </w:pPr>
-      <w:r>
-        <w:t xml:space="preserve">    ก</w:t>
-      </w:r>
-    </w:p>
-    <w:p>
-      <w:pPr>
-        <w:pStyle w:val="ListBullet"/>
-        <w:ind w:left="720"/>
-      </w:pPr>
-      <w:r>
-        <w:t xml:space="preserve">    ข</w:t>
-      </w:r>
-    </w:p>
-    <w:p>
-      <w:pPr>
-        <w:pStyle w:val="ListBullet"/>
-        <w:ind w:left="720"/>
-      </w:pPr>
-      <w:r>
-        <w:t xml:space="preserve">    ค</w:t>
-      </w:r>
-    </w:p>
-    <w:p>
-      <w:pPr>
-        <w:pStyle w:val="ListBullet"/>
-        <w:ind w:left="720"/>
-      </w:pPr>
-      <w:r>
-        <w:t xml:space="preserve">    ง</w:t>
-      </w:r>
-    </w:p>
-    <w:p/>
-    <w:p>
-      <w:r>
-        <w:rPr>
-          <w:sz w:val="24"/>
-        </w:rPr>
-        <w:t>ข้อ p2_l15_019: ในไซโคลตรอน ความถี่ของสนามไฟฟ้าที่ใช้เร่งประจุต้องเท่ากับข้อใด</w:t>
-      </w:r>
-    </w:p>
-    <w:p>
-      <w:pPr>
-        <w:pStyle w:val="ListBullet"/>
-        <w:ind w:left="720"/>
-      </w:pPr>
-      <w:r>
-        <w:t xml:space="preserve">    ก</w:t>
-      </w:r>
-    </w:p>
-    <w:p>
-      <w:pPr>
-        <w:pStyle w:val="ListBullet"/>
-        <w:ind w:left="720"/>
-      </w:pPr>
-      <w:r>
-        <w:t xml:space="preserve">    ข</w:t>
-      </w:r>
-    </w:p>
-    <w:p>
-      <w:pPr>
-        <w:pStyle w:val="ListBullet"/>
-        <w:ind w:left="720"/>
-      </w:pPr>
-      <w:r>
-        <w:t xml:space="preserve">    ค</w:t>
-      </w:r>
-    </w:p>
-    <w:p>
-      <w:pPr>
-        <w:pStyle w:val="ListBullet"/>
-        <w:ind w:left="720"/>
-      </w:pPr>
-      <w:r>
-        <w:t xml:space="preserve">    ง</w:t>
-      </w:r>
-    </w:p>
-    <w:p/>
-    <w:p>
-      <w:r>
-        <w:rPr>
-          <w:sz w:val="24"/>
-        </w:rPr>
-        <w:t>ข้อ p2_l15_020: ถ้าความเร็วของประจุเพิ่มขึ้นเป็น 2 เท่า แรงลอเรนตซ์จะเปลี่ยนแปลงอย่างไร</w:t>
-      </w:r>
-    </w:p>
-    <w:p>
-      <w:r>
-        <w:drawing>
-          <wp:inline xmlns:a="http://schemas.openxmlformats.org/drawingml/2006/main" xmlns:pic="http://schemas.openxmlformats.org/drawingml/2006/picture">
-            <wp:extent cx="1828800" cy="1359877"/>
-            <wp:docPr id="8" name="Picture 8"/>
-            <wp:cNvGraphicFramePr>
-              <a:graphicFrameLocks noChangeAspect="1"/>
-            </wp:cNvGraphicFramePr>
-            <a:graphic>
-              <a:graphicData uri="http://schemas.openxmlformats.org/drawingml/2006/picture">
-                <pic:pic>
-                  <pic:nvPicPr>
-                    <pic:cNvPr id="0" name="physics_img_q2_l15_003.png"/>
-                    <pic:cNvPicPr/>
-                  </pic:nvPicPr>
-                  <pic:blipFill>
-                    <a:blip r:embed="rId9"/>
-                    <a:stretch>
-                      <a:fillRect/>
-                    </a:stretch>
-                  </pic:blipFill>
-                  <pic:spPr>
-                    <a:xfrm>
-                      <a:off x="0" y="0"/>
-                      <a:ext cx="1828800" cy="1359877"/>
-                    </a:xfrm>
-                    <a:prstGeom prst="rect"/>
-                  </pic:spPr>
-                </pic:pic>
-              </a:graphicData>
-            </a:graphic>
-          </wp:inline>
-        </w:drawing>
-      </w:r>
-    </w:p>
-    <w:p/>
-    <w:p>
-      <w:pPr>
-        <w:pStyle w:val="ListBullet"/>
-        <w:ind w:left="720"/>
-      </w:pPr>
-      <w:r>
-        <w:t xml:space="preserve">    ก</w:t>
-      </w:r>
-    </w:p>
-    <w:p>
-      <w:pPr>
-        <w:pStyle w:val="ListBullet"/>
-        <w:ind w:left="720"/>
-      </w:pPr>
-      <w:r>
-        <w:t xml:space="preserve">    ข</w:t>
-      </w:r>
-    </w:p>
-    <w:p>
-      <w:pPr>
-        <w:pStyle w:val="ListBullet"/>
-        <w:ind w:left="720"/>
-      </w:pPr>
-      <w:r>
-        <w:t xml:space="preserve">    ค</w:t>
-      </w:r>
-    </w:p>
-    <w:p>
-      <w:pPr>
-        <w:pStyle w:val="ListBullet"/>
-        <w:ind w:left="720"/>
-      </w:pPr>
-      <w:r>
-        <w:t xml:space="preserve">    ง</w:t>
-      </w:r>
-    </w:p>
-    <w:p/>
-    <w:p>
-      <w:r>
-        <w:rPr>
-          <w:sz w:val="24"/>
-        </w:rPr>
-        <w:t>ข้อ p2_l15_021: อิเล็กตรอนเคลื่อนที่เข้าสู่สนามแม่เหล็ก 0.1 T ด้วยความเร็ว 10⁷ m/s จงหารัศมีวงโคจร (มวลอิเล็กตรอน = 9.11 × 10⁻³¹ kg, q = 1.6 × 10⁻¹⁹ C)</w:t>
-      </w:r>
-    </w:p>
-    <w:p>
-      <w:r>
-        <w:drawing>
-          <wp:inline xmlns:a="http://schemas.openxmlformats.org/drawingml/2006/main" xmlns:pic="http://schemas.openxmlformats.org/drawingml/2006/picture">
-            <wp:extent cx="1828800" cy="1359877"/>
-            <wp:docPr id="9" name="Picture 9"/>
-            <wp:cNvGraphicFramePr>
-              <a:graphicFrameLocks noChangeAspect="1"/>
-            </wp:cNvGraphicFramePr>
-            <a:graphic>
-              <a:graphicData uri="http://schemas.openxmlformats.org/drawingml/2006/picture">
-                <pic:pic>
-                  <pic:nvPicPr>
-                    <pic:cNvPr id="0" name="physics_img_q2_l15_007.png"/>
-                    <pic:cNvPicPr/>
-                  </pic:nvPicPr>
-                  <pic:blipFill>
-                    <a:blip r:embed="rId10"/>
-                    <a:stretch>
-                      <a:fillRect/>
-                    </a:stretch>
-                  </pic:blipFill>
-                  <pic:spPr>
-                    <a:xfrm>
-                      <a:off x="0" y="0"/>
-                      <a:ext cx="1828800" cy="1359877"/>
-                    </a:xfrm>
-                    <a:prstGeom prst="rect"/>
-                  </pic:spPr>
-                </pic:pic>
-              </a:graphicData>
-            </a:graphic>
-          </wp:inline>
-        </w:drawing>
-      </w:r>
-    </w:p>
-    <w:p/>
-    <w:p>
-      <w:pPr>
-        <w:pStyle w:val="ListBullet"/>
-        <w:ind w:left="720"/>
-      </w:pPr>
-      <w:r>
-        <w:t xml:space="preserve">    ก</w:t>
-      </w:r>
-    </w:p>
-    <w:p>
-      <w:pPr>
-        <w:pStyle w:val="ListBullet"/>
-        <w:ind w:left="720"/>
-      </w:pPr>
-      <w:r>
-        <w:t xml:space="preserve">    ข</w:t>
-      </w:r>
-    </w:p>
-    <w:p>
-      <w:pPr>
-        <w:pStyle w:val="ListBullet"/>
-        <w:ind w:left="720"/>
-      </w:pPr>
-      <w:r>
-        <w:t xml:space="preserve">    ค</w:t>
-      </w:r>
-    </w:p>
-    <w:p>
-      <w:pPr>
-        <w:pStyle w:val="ListBullet"/>
-        <w:ind w:left="720"/>
-      </w:pPr>
-      <w:r>
-        <w:t xml:space="preserve">    ง</w:t>
-      </w:r>
-    </w:p>
-    <w:p/>
-    <w:p>
-      <w:r>
-        <w:rPr>
-          <w:sz w:val="24"/>
-        </w:rPr>
-        <w:t>ข้อ p2_l15_022: เมื่อใช้กฎมือซ้ายของเฟลมมิง นิ้วหัวแม่มือ นิ้วชี้ และนิ้วกลาง แสดงถึงปริมาณใดตามลำดับ</w:t>
-      </w:r>
-    </w:p>
-    <w:p>
-      <w:pPr>
-        <w:pStyle w:val="ListBullet"/>
-        <w:ind w:left="720"/>
-      </w:pPr>
-      <w:r>
-        <w:t xml:space="preserve">    ก</w:t>
-      </w:r>
-    </w:p>
-    <w:p>
-      <w:pPr>
-        <w:pStyle w:val="ListBullet"/>
-        <w:ind w:left="720"/>
-      </w:pPr>
-      <w:r>
-        <w:t xml:space="preserve">    ข</w:t>
-      </w:r>
-    </w:p>
-    <w:p>
-      <w:pPr>
-        <w:pStyle w:val="ListBullet"/>
-        <w:ind w:left="720"/>
-      </w:pPr>
-      <w:r>
-        <w:t xml:space="preserve">    ค</w:t>
-      </w:r>
-    </w:p>
-    <w:p>
-      <w:pPr>
-        <w:pStyle w:val="ListBullet"/>
-        <w:ind w:left="720"/>
-      </w:pPr>
-      <w:r>
-        <w:t xml:space="preserve">    ง</w:t>
-      </w:r>
-    </w:p>
-    <w:p/>
-    <w:p>
-      <w:r>
-        <w:rPr>
-          <w:sz w:val="24"/>
-        </w:rPr>
-        <w:t>ข้อ p2_l15_023: ไซโคลตรอนสามารถเร่งอนุภาคได้ถึงพลังงานสูงสุดเท่าใดโดยประมาณ</w:t>
-      </w:r>
-    </w:p>
-    <w:p>
-      <w:pPr>
-        <w:pStyle w:val="ListBullet"/>
-        <w:ind w:left="720"/>
-      </w:pPr>
-      <w:r>
-        <w:t xml:space="preserve">    ก</w:t>
-      </w:r>
-    </w:p>
-    <w:p>
-      <w:pPr>
-        <w:pStyle w:val="ListBullet"/>
-        <w:ind w:left="720"/>
-      </w:pPr>
-      <w:r>
-        <w:t xml:space="preserve">    ข</w:t>
-      </w:r>
-    </w:p>
-    <w:p>
-      <w:pPr>
-        <w:pStyle w:val="ListBullet"/>
-        <w:ind w:left="720"/>
-      </w:pPr>
-      <w:r>
-        <w:t xml:space="preserve">    ค</w:t>
-      </w:r>
-    </w:p>
-    <w:p>
-      <w:pPr>
-        <w:pStyle w:val="ListBullet"/>
-        <w:ind w:left="720"/>
-      </w:pPr>
-      <w:r>
-        <w:t xml:space="preserve">    ง</w:t>
-      </w:r>
-    </w:p>
-    <w:p/>
-    <w:p>
-      <w:r>
-        <w:rPr>
-          <w:sz w:val="24"/>
-        </w:rPr>
-        <w:t>ข้อ p2_l15_024: ความถี่เชิงมุมของการโคจรของประจุในสนามแม่เหล็ก (cyclotron frequency) มีค่าเท่าใด</w:t>
-      </w:r>
-    </w:p>
-    <w:p>
-      <w:pPr>
-        <w:pStyle w:val="ListBullet"/>
-        <w:ind w:left="720"/>
-      </w:pPr>
-      <w:r>
-        <w:t xml:space="preserve">    ก</w:t>
-      </w:r>
-    </w:p>
-    <w:p>
-      <w:pPr>
-        <w:pStyle w:val="ListBullet"/>
-        <w:ind w:left="720"/>
-      </w:pPr>
-      <w:r>
-        <w:t xml:space="preserve">    ข</w:t>
-      </w:r>
-    </w:p>
-    <w:p>
-      <w:pPr>
-        <w:pStyle w:val="ListBullet"/>
-        <w:ind w:left="720"/>
-      </w:pPr>
-      <w:r>
-        <w:t xml:space="preserve">    ค</w:t>
-      </w:r>
-    </w:p>
-    <w:p>
-      <w:pPr>
-        <w:pStyle w:val="ListBullet"/>
-        <w:ind w:left="720"/>
-      </w:pPr>
-      <w:r>
-        <w:t xml:space="preserve">    ง</w:t>
-      </w:r>
-    </w:p>
-    <w:p/>
-    <w:p>
-      <w:r>
-        <w:rPr>
-          <w:sz w:val="24"/>
-        </w:rPr>
-        <w:t>ข้อ p2_l15_025: สายไฟตรงยาว 0.5 เมตร มีกระแส 10 A ไหลในทิศตั้งฉากกับสนามแม่เหล็ก 0.2 T แรงลอเรนตซ์ที่กระทำต่อสายไฟมีค่าเท่าใด</w:t>
-      </w:r>
-    </w:p>
-    <w:p>
-      <w:pPr>
-        <w:pStyle w:val="ListBullet"/>
-        <w:ind w:left="720"/>
-      </w:pPr>
-      <w:r>
-        <w:t xml:space="preserve">    ก</w:t>
-      </w:r>
-    </w:p>
-    <w:p>
-      <w:pPr>
-        <w:pStyle w:val="ListBullet"/>
-        <w:ind w:left="720"/>
-      </w:pPr>
-      <w:r>
-        <w:t xml:space="preserve">    ข</w:t>
-      </w:r>
-    </w:p>
-    <w:p>
-      <w:pPr>
-        <w:pStyle w:val="ListBullet"/>
-        <w:ind w:left="720"/>
-      </w:pPr>
-      <w:r>
-        <w:t xml:space="preserve">    ค</w:t>
-      </w:r>
-    </w:p>
-    <w:p>
-      <w:pPr>
-        <w:pStyle w:val="ListBullet"/>
-        <w:ind w:left="720"/>
-      </w:pPr>
-      <w:r>
-        <w:t xml:space="preserve">    ง</w:t>
+        <w:t xml:space="preserve">    4. ง</w:t>
       </w:r>
     </w:p>
     <w:p/>

--- a/physics_course/word/lesson15.docx
+++ b/physics_course/word/lesson15.docx
@@ -189,43 +189,6 @@
       </w:r>
     </w:p>
     <w:p>
-      <w:r>
-        <w:drawing>
-          <wp:inline xmlns:a="http://schemas.openxmlformats.org/drawingml/2006/main" xmlns:pic="http://schemas.openxmlformats.org/drawingml/2006/picture">
-            <wp:extent cx="1828800" cy="1359877"/>
-            <wp:docPr id="1" name="Picture 1"/>
-            <wp:cNvGraphicFramePr>
-              <a:graphicFrameLocks noChangeAspect="1"/>
-            </wp:cNvGraphicFramePr>
-            <a:graphic>
-              <a:graphicData uri="http://schemas.openxmlformats.org/drawingml/2006/picture">
-                <pic:pic>
-                  <pic:nvPicPr>
-                    <pic:cNvPr id="0" name="physics_img_5.png"/>
-                    <pic:cNvPicPr/>
-                  </pic:nvPicPr>
-                  <pic:blipFill>
-                    <a:blip r:embed="rId9"/>
-                    <a:stretch>
-                      <a:fillRect/>
-                    </a:stretch>
-                  </pic:blipFill>
-                  <pic:spPr>
-                    <a:xfrm>
-                      <a:off x="0" y="0"/>
-                      <a:ext cx="1828800" cy="1359877"/>
-                    </a:xfrm>
-                    <a:prstGeom prst="rect"/>
-                  </pic:spPr>
-                </pic:pic>
-              </a:graphicData>
-            </a:graphic>
-          </wp:inline>
-        </w:drawing>
-      </w:r>
-    </w:p>
-    <w:p/>
-    <w:p>
       <w:pPr>
         <w:ind w:left="720"/>
       </w:pPr>
@@ -266,43 +229,6 @@
         <w:t>6. เมื่อประจุเคลื่อนที่เข้าสู่สนามแม่เหล็กในทิศขนานกับสนาม ประจุจะเคลื่อนที่อย่างไร</w:t>
       </w:r>
     </w:p>
-    <w:p>
-      <w:r>
-        <w:drawing>
-          <wp:inline xmlns:a="http://schemas.openxmlformats.org/drawingml/2006/main" xmlns:pic="http://schemas.openxmlformats.org/drawingml/2006/picture">
-            <wp:extent cx="1828800" cy="1359877"/>
-            <wp:docPr id="2" name="Picture 2"/>
-            <wp:cNvGraphicFramePr>
-              <a:graphicFrameLocks noChangeAspect="1"/>
-            </wp:cNvGraphicFramePr>
-            <a:graphic>
-              <a:graphicData uri="http://schemas.openxmlformats.org/drawingml/2006/picture">
-                <pic:pic>
-                  <pic:nvPicPr>
-                    <pic:cNvPr id="0" name="physics_img_6.png"/>
-                    <pic:cNvPicPr/>
-                  </pic:nvPicPr>
-                  <pic:blipFill>
-                    <a:blip r:embed="rId10"/>
-                    <a:stretch>
-                      <a:fillRect/>
-                    </a:stretch>
-                  </pic:blipFill>
-                  <pic:spPr>
-                    <a:xfrm>
-                      <a:off x="0" y="0"/>
-                      <a:ext cx="1828800" cy="1359877"/>
-                    </a:xfrm>
-                    <a:prstGeom prst="rect"/>
-                  </pic:spPr>
-                </pic:pic>
-              </a:graphicData>
-            </a:graphic>
-          </wp:inline>
-        </w:drawing>
-      </w:r>
-    </w:p>
-    <w:p/>
     <w:p>
       <w:pPr>
         <w:ind w:left="720"/>
@@ -591,43 +517,6 @@
       </w:r>
     </w:p>
     <w:p>
-      <w:r>
-        <w:drawing>
-          <wp:inline xmlns:a="http://schemas.openxmlformats.org/drawingml/2006/main" xmlns:pic="http://schemas.openxmlformats.org/drawingml/2006/picture">
-            <wp:extent cx="1828800" cy="1359877"/>
-            <wp:docPr id="3" name="Picture 3"/>
-            <wp:cNvGraphicFramePr>
-              <a:graphicFrameLocks noChangeAspect="1"/>
-            </wp:cNvGraphicFramePr>
-            <a:graphic>
-              <a:graphicData uri="http://schemas.openxmlformats.org/drawingml/2006/picture">
-                <pic:pic>
-                  <pic:nvPicPr>
-                    <pic:cNvPr id="0" name="physics_img_13.png"/>
-                    <pic:cNvPicPr/>
-                  </pic:nvPicPr>
-                  <pic:blipFill>
-                    <a:blip r:embed="rId11"/>
-                    <a:stretch>
-                      <a:fillRect/>
-                    </a:stretch>
-                  </pic:blipFill>
-                  <pic:spPr>
-                    <a:xfrm>
-                      <a:off x="0" y="0"/>
-                      <a:ext cx="1828800" cy="1359877"/>
-                    </a:xfrm>
-                    <a:prstGeom prst="rect"/>
-                  </pic:spPr>
-                </pic:pic>
-              </a:graphicData>
-            </a:graphic>
-          </wp:inline>
-        </w:drawing>
-      </w:r>
-    </w:p>
-    <w:p/>
-    <w:p>
       <w:pPr>
         <w:ind w:left="720"/>
       </w:pPr>
@@ -668,43 +557,6 @@
         <w:t>14. ข้อจำกัดของไซโคลตรอนคืออะไร</w:t>
       </w:r>
     </w:p>
-    <w:p>
-      <w:r>
-        <w:drawing>
-          <wp:inline xmlns:a="http://schemas.openxmlformats.org/drawingml/2006/main" xmlns:pic="http://schemas.openxmlformats.org/drawingml/2006/picture">
-            <wp:extent cx="1828800" cy="1359877"/>
-            <wp:docPr id="4" name="Picture 4"/>
-            <wp:cNvGraphicFramePr>
-              <a:graphicFrameLocks noChangeAspect="1"/>
-            </wp:cNvGraphicFramePr>
-            <a:graphic>
-              <a:graphicData uri="http://schemas.openxmlformats.org/drawingml/2006/picture">
-                <pic:pic>
-                  <pic:nvPicPr>
-                    <pic:cNvPr id="0" name="physics_img_13.png"/>
-                    <pic:cNvPicPr/>
-                  </pic:nvPicPr>
-                  <pic:blipFill>
-                    <a:blip r:embed="rId11"/>
-                    <a:stretch>
-                      <a:fillRect/>
-                    </a:stretch>
-                  </pic:blipFill>
-                  <pic:spPr>
-                    <a:xfrm>
-                      <a:off x="0" y="0"/>
-                      <a:ext cx="1828800" cy="1359877"/>
-                    </a:xfrm>
-                    <a:prstGeom prst="rect"/>
-                  </pic:spPr>
-                </pic:pic>
-              </a:graphicData>
-            </a:graphic>
-          </wp:inline>
-        </w:drawing>
-      </w:r>
-    </w:p>
-    <w:p/>
     <w:p>
       <w:pPr>
         <w:ind w:left="720"/>
@@ -828,43 +680,6 @@
         <w:t>17. โปรตอนเคลื่อนที่ด้วยความเร็ว 2 × 10⁶ m/s ตั้งฉากกับสนามแม่เหล็ก 0.5 T จงหาคาบการโคจรของโปรตอน (มวลโปรตอน = 1.67 × 10⁻²⁷ kg, q = 1.6 × 10⁻¹⁹ C)</w:t>
       </w:r>
     </w:p>
-    <w:p>
-      <w:r>
-        <w:drawing>
-          <wp:inline xmlns:a="http://schemas.openxmlformats.org/drawingml/2006/main" xmlns:pic="http://schemas.openxmlformats.org/drawingml/2006/picture">
-            <wp:extent cx="1828800" cy="1359877"/>
-            <wp:docPr id="5" name="Picture 5"/>
-            <wp:cNvGraphicFramePr>
-              <a:graphicFrameLocks noChangeAspect="1"/>
-            </wp:cNvGraphicFramePr>
-            <a:graphic>
-              <a:graphicData uri="http://schemas.openxmlformats.org/drawingml/2006/picture">
-                <pic:pic>
-                  <pic:nvPicPr>
-                    <pic:cNvPr id="0" name="physics_img_5.png"/>
-                    <pic:cNvPicPr/>
-                  </pic:nvPicPr>
-                  <pic:blipFill>
-                    <a:blip r:embed="rId9"/>
-                    <a:stretch>
-                      <a:fillRect/>
-                    </a:stretch>
-                  </pic:blipFill>
-                  <pic:spPr>
-                    <a:xfrm>
-                      <a:off x="0" y="0"/>
-                      <a:ext cx="1828800" cy="1359877"/>
-                    </a:xfrm>
-                    <a:prstGeom prst="rect"/>
-                  </pic:spPr>
-                </pic:pic>
-              </a:graphicData>
-            </a:graphic>
-          </wp:inline>
-        </w:drawing>
-      </w:r>
-    </w:p>
-    <w:p/>
     <w:p>
       <w:pPr>
         <w:ind w:left="720"/>
@@ -1112,43 +927,6 @@
       </w:r>
     </w:p>
     <w:p>
-      <w:r>
-        <w:drawing>
-          <wp:inline xmlns:a="http://schemas.openxmlformats.org/drawingml/2006/main" xmlns:pic="http://schemas.openxmlformats.org/drawingml/2006/picture">
-            <wp:extent cx="1828800" cy="1359877"/>
-            <wp:docPr id="6" name="Picture 6"/>
-            <wp:cNvGraphicFramePr>
-              <a:graphicFrameLocks noChangeAspect="1"/>
-            </wp:cNvGraphicFramePr>
-            <a:graphic>
-              <a:graphicData uri="http://schemas.openxmlformats.org/drawingml/2006/picture">
-                <pic:pic>
-                  <pic:nvPicPr>
-                    <pic:cNvPr id="0" name="physics_img_13.png"/>
-                    <pic:cNvPicPr/>
-                  </pic:nvPicPr>
-                  <pic:blipFill>
-                    <a:blip r:embed="rId11"/>
-                    <a:stretch>
-                      <a:fillRect/>
-                    </a:stretch>
-                  </pic:blipFill>
-                  <pic:spPr>
-                    <a:xfrm>
-                      <a:off x="0" y="0"/>
-                      <a:ext cx="1828800" cy="1359877"/>
-                    </a:xfrm>
-                    <a:prstGeom prst="rect"/>
-                  </pic:spPr>
-                </pic:pic>
-              </a:graphicData>
-            </a:graphic>
-          </wp:inline>
-        </w:drawing>
-      </w:r>
-    </w:p>
-    <w:p/>
-    <w:p>
       <w:pPr>
         <w:ind w:left="720"/>
       </w:pPr>
@@ -1189,43 +967,6 @@
         <w:t>24. ความถี่เชิงมุมของการโคจรของประจุในสนามแม่เหล็ก (cyclotron frequency) มีค่าเท่าใด</w:t>
       </w:r>
     </w:p>
-    <w:p>
-      <w:r>
-        <w:drawing>
-          <wp:inline xmlns:a="http://schemas.openxmlformats.org/drawingml/2006/main" xmlns:pic="http://schemas.openxmlformats.org/drawingml/2006/picture">
-            <wp:extent cx="1828800" cy="1359877"/>
-            <wp:docPr id="7" name="Picture 7"/>
-            <wp:cNvGraphicFramePr>
-              <a:graphicFrameLocks noChangeAspect="1"/>
-            </wp:cNvGraphicFramePr>
-            <a:graphic>
-              <a:graphicData uri="http://schemas.openxmlformats.org/drawingml/2006/picture">
-                <pic:pic>
-                  <pic:nvPicPr>
-                    <pic:cNvPr id="0" name="physics_img_6.png"/>
-                    <pic:cNvPicPr/>
-                  </pic:nvPicPr>
-                  <pic:blipFill>
-                    <a:blip r:embed="rId10"/>
-                    <a:stretch>
-                      <a:fillRect/>
-                    </a:stretch>
-                  </pic:blipFill>
-                  <pic:spPr>
-                    <a:xfrm>
-                      <a:off x="0" y="0"/>
-                      <a:ext cx="1828800" cy="1359877"/>
-                    </a:xfrm>
-                    <a:prstGeom prst="rect"/>
-                  </pic:spPr>
-                </pic:pic>
-              </a:graphicData>
-            </a:graphic>
-          </wp:inline>
-        </w:drawing>
-      </w:r>
-    </w:p>
-    <w:p/>
     <w:p>
       <w:pPr>
         <w:ind w:left="720"/>
